--- a/EXPORTS/DOCX/published/niveau3/English/BGKW.docx
+++ b/EXPORTS/DOCX/published/niveau3/English/BGKW.docx
@@ -439,7 +439,14 @@
           <w:color w:val="000000"/>
           <w:sz w:val="24"/>
         </w:rPr>
-        <w:t xml:space="preserve"> was the</w:t>
+        <w:hyperlink r:id="rId9" w:history="1">
+          <w:r>
+            <w:rPr>
+              <w:rStyle w:val="Hyperlink"/>
+            </w:rPr>
+            <w:t xml:space="preserve"> was the</w:t>
+          </w:r>
+        </w:hyperlink>
       </w:r>
       <w:r>
         <w:rPr>
@@ -1073,16 +1080,8 @@
           <w:i w:val="0"/>
           <w:color w:val="0000FF"/>
           <w:sz w:val="24"/>
-          <w:u w:val="single"/>
         </w:rPr>
-        <w:hyperlink r:id="rId12" w:history="1">
-          <w:r>
-            <w:rPr>
-              <w:rStyle w:val="Hyperlink"/>
-            </w:rPr>
-            <w:t>Arsip</w:t>
-          </w:r>
-        </w:hyperlink>
+        <w:t>Arsip Nas</w:t>
       </w:r>
       <w:r>
         <w:rPr>
@@ -1093,36 +1092,7 @@
           <w:sz w:val="24"/>
           <w:u w:val="single"/>
         </w:rPr>
-        <w:t xml:space="preserve"> </w:t>
-      </w:r>
-      <w:r>
-        <w:rPr>
-          <w:rFonts w:ascii="Charis SIL Regular" w:hAnsi="Charis SIL Regular" w:eastAsia="Charis SIL Regular"/>
-          <w:b w:val="0"/>
-          <w:i w:val="0"/>
-          <w:color w:val="0000FF"/>
-          <w:sz w:val="24"/>
-          <w:u w:val="single"/>
-        </w:rPr>
-        <w:hyperlink r:id="rId12" w:history="1">
-          <w:r>
-            <w:rPr>
-              <w:rStyle w:val="Hyperlink"/>
-            </w:rPr>
-            <w:t>Nas</w:t>
-          </w:r>
-        </w:hyperlink>
-      </w:r>
-      <w:r>
-        <w:rPr>
-          <w:rFonts w:ascii="Charis SIL Regular" w:hAnsi="Charis SIL Regular" w:eastAsia="Charis SIL Regular"/>
-          <w:b w:val="0"/>
-          <w:i w:val="0"/>
-          <w:color w:val="0000FF"/>
-          <w:sz w:val="24"/>
-          <w:u w:val="single"/>
-        </w:rPr>
-        <w:hyperlink r:id="rId12" w:history="1">
+        <w:hyperlink r:id="rId11" w:history="1">
           <w:r>
             <w:rPr>
               <w:rStyle w:val="Hyperlink"/>
@@ -1151,7 +1121,7 @@
           <w:sz w:val="24"/>
           <w:u w:val="single"/>
         </w:rPr>
-        <w:hyperlink r:id="rId12" w:history="1">
+        <w:hyperlink r:id="rId11" w:history="1">
           <w:r>
             <w:rPr>
               <w:rStyle w:val="Hyperlink"/>
@@ -1169,7 +1139,7 @@
           <w:sz w:val="24"/>
           <w:u w:val="single"/>
         </w:rPr>
-        <w:hyperlink r:id="rId12" w:history="1">
+        <w:hyperlink r:id="rId11" w:history="1">
           <w:r>
             <w:rPr>
               <w:rStyle w:val="Hyperlink"/>
@@ -1187,7 +1157,7 @@
           <w:sz w:val="24"/>
           <w:u w:val="single"/>
         </w:rPr>
-        <w:hyperlink r:id="rId12" w:history="1">
+        <w:hyperlink r:id="rId11" w:history="1">
           <w:r>
             <w:rPr>
               <w:rStyle w:val="Hyperlink"/>
@@ -1695,7 +1665,7 @@
           <w:sz w:val="24"/>
           <w:u w:val="single"/>
         </w:rPr>
-        <w:t>Scientific research in colonised terri</w:t>
+        <w:t>Scientific research in colonised terr</w:t>
       </w:r>
       <w:r>
         <w:rPr>
@@ -1706,7 +1676,7 @@
           <w:sz w:val="24"/>
           <w:u w:val="single"/>
         </w:rPr>
-        <w:t>torie</w:t>
+        <w:t>i</w:t>
       </w:r>
       <w:r>
         <w:rPr>
@@ -1715,8 +1685,9 @@
           <w:i w:val="0"/>
           <w:color w:val="0000FF"/>
           <w:sz w:val="24"/>
+          <w:u w:val="single"/>
         </w:rPr>
-        <w:t>s</w:t>
+        <w:t>tories</w:t>
       </w:r>
       <w:r>
         <w:br/>

--- a/EXPORTS/DOCX/published/niveau3/English/BGKW.docx
+++ b/EXPORTS/DOCX/published/niveau3/English/BGKW.docx
@@ -439,14 +439,7 @@
           <w:color w:val="000000"/>
           <w:sz w:val="24"/>
         </w:rPr>
-        <w:hyperlink r:id="rId9" w:history="1">
-          <w:r>
-            <w:rPr>
-              <w:rStyle w:val="Hyperlink"/>
-            </w:rPr>
-            <w:t xml:space="preserve"> was the</w:t>
-          </w:r>
-        </w:hyperlink>
+        <w:t xml:space="preserve"> was the</w:t>
       </w:r>
       <w:r>
         <w:rPr>
@@ -1080,8 +1073,16 @@
           <w:i w:val="0"/>
           <w:color w:val="0000FF"/>
           <w:sz w:val="24"/>
+          <w:u w:val="single"/>
         </w:rPr>
-        <w:t>Arsip Nas</w:t>
+        <w:hyperlink r:id="rId12" w:history="1">
+          <w:r>
+            <w:rPr>
+              <w:rStyle w:val="Hyperlink"/>
+            </w:rPr>
+            <w:t>Arsip</w:t>
+          </w:r>
+        </w:hyperlink>
       </w:r>
       <w:r>
         <w:rPr>
@@ -1092,7 +1093,36 @@
           <w:sz w:val="24"/>
           <w:u w:val="single"/>
         </w:rPr>
-        <w:hyperlink r:id="rId11" w:history="1">
+        <w:t xml:space="preserve"> </w:t>
+      </w:r>
+      <w:r>
+        <w:rPr>
+          <w:rFonts w:ascii="Charis SIL Regular" w:hAnsi="Charis SIL Regular" w:eastAsia="Charis SIL Regular"/>
+          <w:b w:val="0"/>
+          <w:i w:val="0"/>
+          <w:color w:val="0000FF"/>
+          <w:sz w:val="24"/>
+          <w:u w:val="single"/>
+        </w:rPr>
+        <w:hyperlink r:id="rId12" w:history="1">
+          <w:r>
+            <w:rPr>
+              <w:rStyle w:val="Hyperlink"/>
+            </w:rPr>
+            <w:t>Nas</w:t>
+          </w:r>
+        </w:hyperlink>
+      </w:r>
+      <w:r>
+        <w:rPr>
+          <w:rFonts w:ascii="Charis SIL Regular" w:hAnsi="Charis SIL Regular" w:eastAsia="Charis SIL Regular"/>
+          <w:b w:val="0"/>
+          <w:i w:val="0"/>
+          <w:color w:val="0000FF"/>
+          <w:sz w:val="24"/>
+          <w:u w:val="single"/>
+        </w:rPr>
+        <w:hyperlink r:id="rId12" w:history="1">
           <w:r>
             <w:rPr>
               <w:rStyle w:val="Hyperlink"/>
@@ -1121,7 +1151,7 @@
           <w:sz w:val="24"/>
           <w:u w:val="single"/>
         </w:rPr>
-        <w:hyperlink r:id="rId11" w:history="1">
+        <w:hyperlink r:id="rId12" w:history="1">
           <w:r>
             <w:rPr>
               <w:rStyle w:val="Hyperlink"/>
@@ -1139,7 +1169,7 @@
           <w:sz w:val="24"/>
           <w:u w:val="single"/>
         </w:rPr>
-        <w:hyperlink r:id="rId11" w:history="1">
+        <w:hyperlink r:id="rId12" w:history="1">
           <w:r>
             <w:rPr>
               <w:rStyle w:val="Hyperlink"/>
@@ -1157,7 +1187,7 @@
           <w:sz w:val="24"/>
           <w:u w:val="single"/>
         </w:rPr>
-        <w:hyperlink r:id="rId11" w:history="1">
+        <w:hyperlink r:id="rId12" w:history="1">
           <w:r>
             <w:rPr>
               <w:rStyle w:val="Hyperlink"/>
@@ -1665,7 +1695,7 @@
           <w:sz w:val="24"/>
           <w:u w:val="single"/>
         </w:rPr>
-        <w:t>Scientific research in colonised terr</w:t>
+        <w:t>Scientific research in colonised terri</w:t>
       </w:r>
       <w:r>
         <w:rPr>
@@ -1676,7 +1706,7 @@
           <w:sz w:val="24"/>
           <w:u w:val="single"/>
         </w:rPr>
-        <w:t>i</w:t>
+        <w:t>torie</w:t>
       </w:r>
       <w:r>
         <w:rPr>
@@ -1685,9 +1715,8 @@
           <w:i w:val="0"/>
           <w:color w:val="0000FF"/>
           <w:sz w:val="24"/>
-          <w:u w:val="single"/>
         </w:rPr>
-        <w:t>tories</w:t>
+        <w:t>s</w:t>
       </w:r>
       <w:r>
         <w:br/>
